--- a/template_dok_penilai/template_paparan.docx
+++ b/template_dok_penilai/template_paparan.docx
@@ -700,7 +700,7 @@
         </w:trPr>
         <w:tc>
           <w:tcPr>
-            <w:tcW w:w="437" w:type="dxa"/>
+            <w:tcW w:w="443" w:type="dxa"/>
             <w:vAlign w:val="center"/>
             <w:hideMark/>
           </w:tcPr>
@@ -730,7 +730,7 @@
         </w:tc>
         <w:tc>
           <w:tcPr>
-            <w:tcW w:w="7280" w:type="dxa"/>
+            <w:tcW w:w="7401" w:type="dxa"/>
             <w:vAlign w:val="center"/>
             <w:hideMark/>
           </w:tcPr>
@@ -762,7 +762,7 @@
         </w:tc>
         <w:tc>
           <w:tcPr>
-            <w:tcW w:w="680" w:type="dxa"/>
+            <w:tcW w:w="688" w:type="dxa"/>
             <w:vAlign w:val="center"/>
             <w:hideMark/>
           </w:tcPr>
@@ -792,7 +792,7 @@
         </w:tc>
         <w:tc>
           <w:tcPr>
-            <w:tcW w:w="1229" w:type="dxa"/>
+            <w:tcW w:w="1244" w:type="dxa"/>
             <w:vAlign w:val="center"/>
             <w:hideMark/>
           </w:tcPr>
@@ -830,7 +830,7 @@
         </w:trPr>
         <w:tc>
           <w:tcPr>
-            <w:tcW w:w="437" w:type="dxa"/>
+            <w:tcW w:w="443" w:type="dxa"/>
             <w:vAlign w:val="center"/>
             <w:hideMark/>
           </w:tcPr>
@@ -856,7 +856,7 @@
         </w:tc>
         <w:tc>
           <w:tcPr>
-            <w:tcW w:w="7280" w:type="dxa"/>
+            <w:tcW w:w="7401" w:type="dxa"/>
             <w:vAlign w:val="center"/>
             <w:hideMark/>
           </w:tcPr>
@@ -1102,7 +1102,7 @@
         </w:tc>
         <w:tc>
           <w:tcPr>
-            <w:tcW w:w="680" w:type="dxa"/>
+            <w:tcW w:w="688" w:type="dxa"/>
             <w:vAlign w:val="center"/>
             <w:hideMark/>
           </w:tcPr>
@@ -1128,7 +1128,7 @@
         </w:tc>
         <w:tc>
           <w:tcPr>
-            <w:tcW w:w="1229" w:type="dxa"/>
+            <w:tcW w:w="1244" w:type="dxa"/>
             <w:vAlign w:val="center"/>
             <w:hideMark/>
           </w:tcPr>
@@ -1160,7 +1160,7 @@
         </w:trPr>
         <w:tc>
           <w:tcPr>
-            <w:tcW w:w="437" w:type="dxa"/>
+            <w:tcW w:w="443" w:type="dxa"/>
             <w:vAlign w:val="center"/>
             <w:hideMark/>
           </w:tcPr>
@@ -1186,7 +1186,7 @@
         </w:tc>
         <w:tc>
           <w:tcPr>
-            <w:tcW w:w="7280" w:type="dxa"/>
+            <w:tcW w:w="7401" w:type="dxa"/>
             <w:vAlign w:val="center"/>
             <w:hideMark/>
           </w:tcPr>
@@ -1426,7 +1426,7 @@
         </w:tc>
         <w:tc>
           <w:tcPr>
-            <w:tcW w:w="680" w:type="dxa"/>
+            <w:tcW w:w="688" w:type="dxa"/>
             <w:vAlign w:val="center"/>
             <w:hideMark/>
           </w:tcPr>
@@ -1452,7 +1452,7 @@
         </w:tc>
         <w:tc>
           <w:tcPr>
-            <w:tcW w:w="1229" w:type="dxa"/>
+            <w:tcW w:w="1244" w:type="dxa"/>
             <w:vAlign w:val="center"/>
             <w:hideMark/>
           </w:tcPr>
@@ -1484,7 +1484,7 @@
         </w:trPr>
         <w:tc>
           <w:tcPr>
-            <w:tcW w:w="437" w:type="dxa"/>
+            <w:tcW w:w="443" w:type="dxa"/>
             <w:vAlign w:val="center"/>
             <w:hideMark/>
           </w:tcPr>
@@ -1510,7 +1510,7 @@
         </w:tc>
         <w:tc>
           <w:tcPr>
-            <w:tcW w:w="7280" w:type="dxa"/>
+            <w:tcW w:w="7401" w:type="dxa"/>
             <w:vAlign w:val="center"/>
             <w:hideMark/>
           </w:tcPr>
@@ -1547,7 +1547,7 @@
         </w:tc>
         <w:tc>
           <w:tcPr>
-            <w:tcW w:w="680" w:type="dxa"/>
+            <w:tcW w:w="688" w:type="dxa"/>
             <w:vAlign w:val="center"/>
             <w:hideMark/>
           </w:tcPr>
@@ -1573,7 +1573,7 @@
         </w:tc>
         <w:tc>
           <w:tcPr>
-            <w:tcW w:w="1229" w:type="dxa"/>
+            <w:tcW w:w="1244" w:type="dxa"/>
             <w:vAlign w:val="center"/>
             <w:hideMark/>
           </w:tcPr>
@@ -1605,7 +1605,7 @@
         </w:trPr>
         <w:tc>
           <w:tcPr>
-            <w:tcW w:w="437" w:type="dxa"/>
+            <w:tcW w:w="443" w:type="dxa"/>
             <w:vAlign w:val="center"/>
             <w:hideMark/>
           </w:tcPr>
@@ -1631,7 +1631,7 @@
         </w:tc>
         <w:tc>
           <w:tcPr>
-            <w:tcW w:w="7280" w:type="dxa"/>
+            <w:tcW w:w="7401" w:type="dxa"/>
             <w:vAlign w:val="center"/>
             <w:hideMark/>
           </w:tcPr>
@@ -1829,7 +1829,7 @@
         </w:tc>
         <w:tc>
           <w:tcPr>
-            <w:tcW w:w="680" w:type="dxa"/>
+            <w:tcW w:w="688" w:type="dxa"/>
             <w:vAlign w:val="center"/>
             <w:hideMark/>
           </w:tcPr>
@@ -1855,7 +1855,7 @@
         </w:tc>
         <w:tc>
           <w:tcPr>
-            <w:tcW w:w="1229" w:type="dxa"/>
+            <w:tcW w:w="1244" w:type="dxa"/>
             <w:vAlign w:val="center"/>
             <w:hideMark/>
           </w:tcPr>
@@ -1887,7 +1887,7 @@
         </w:trPr>
         <w:tc>
           <w:tcPr>
-            <w:tcW w:w="437" w:type="dxa"/>
+            <w:tcW w:w="443" w:type="dxa"/>
             <w:vAlign w:val="center"/>
             <w:hideMark/>
           </w:tcPr>
@@ -1913,7 +1913,7 @@
         </w:tc>
         <w:tc>
           <w:tcPr>
-            <w:tcW w:w="7280" w:type="dxa"/>
+            <w:tcW w:w="7401" w:type="dxa"/>
             <w:vAlign w:val="center"/>
             <w:hideMark/>
           </w:tcPr>
@@ -2057,7 +2057,7 @@
         </w:tc>
         <w:tc>
           <w:tcPr>
-            <w:tcW w:w="680" w:type="dxa"/>
+            <w:tcW w:w="688" w:type="dxa"/>
             <w:vAlign w:val="center"/>
             <w:hideMark/>
           </w:tcPr>
@@ -2083,7 +2083,7 @@
         </w:tc>
         <w:tc>
           <w:tcPr>
-            <w:tcW w:w="1229" w:type="dxa"/>
+            <w:tcW w:w="1244" w:type="dxa"/>
             <w:vAlign w:val="center"/>
             <w:hideMark/>
           </w:tcPr>
@@ -2115,7 +2115,7 @@
         </w:trPr>
         <w:tc>
           <w:tcPr>
-            <w:tcW w:w="437" w:type="dxa"/>
+            <w:tcW w:w="443" w:type="dxa"/>
             <w:vAlign w:val="center"/>
             <w:hideMark/>
           </w:tcPr>
@@ -2141,7 +2141,7 @@
         </w:tc>
         <w:tc>
           <w:tcPr>
-            <w:tcW w:w="7280" w:type="dxa"/>
+            <w:tcW w:w="7401" w:type="dxa"/>
             <w:vAlign w:val="center"/>
             <w:hideMark/>
           </w:tcPr>
@@ -2249,7 +2249,7 @@
         </w:tc>
         <w:tc>
           <w:tcPr>
-            <w:tcW w:w="680" w:type="dxa"/>
+            <w:tcW w:w="688" w:type="dxa"/>
             <w:vAlign w:val="center"/>
             <w:hideMark/>
           </w:tcPr>
@@ -2275,7 +2275,7 @@
         </w:tc>
         <w:tc>
           <w:tcPr>
-            <w:tcW w:w="1229" w:type="dxa"/>
+            <w:tcW w:w="1244" w:type="dxa"/>
             <w:vAlign w:val="center"/>
             <w:hideMark/>
           </w:tcPr>
@@ -2307,7 +2307,7 @@
         </w:trPr>
         <w:tc>
           <w:tcPr>
-            <w:tcW w:w="437" w:type="dxa"/>
+            <w:tcW w:w="443" w:type="dxa"/>
             <w:vAlign w:val="center"/>
             <w:hideMark/>
           </w:tcPr>
@@ -2333,7 +2333,7 @@
         </w:tc>
         <w:tc>
           <w:tcPr>
-            <w:tcW w:w="7280" w:type="dxa"/>
+            <w:tcW w:w="7401" w:type="dxa"/>
             <w:vAlign w:val="center"/>
             <w:hideMark/>
           </w:tcPr>
@@ -2363,13 +2363,23 @@
               </w:rPr>
               <w:br/>
             </w:r>
-            <w:r>
-              <w:rPr>
-                <w:rFonts w:ascii="Arial" w:eastAsia="Times New Roman" w:hAnsi="Arial" w:cs="Arial"/>
-                <w:sz w:val="20"/>
-                <w:szCs w:val="20"/>
-              </w:rPr>
-              <w:t xml:space="preserve">Ringkas, </w:t>
+            <w:proofErr w:type="spellStart"/>
+            <w:r>
+              <w:rPr>
+                <w:rFonts w:ascii="Arial" w:eastAsia="Times New Roman" w:hAnsi="Arial" w:cs="Arial"/>
+                <w:sz w:val="20"/>
+                <w:szCs w:val="20"/>
+              </w:rPr>
+              <w:t>Ringkas</w:t>
+            </w:r>
+            <w:proofErr w:type="spellEnd"/>
+            <w:r>
+              <w:rPr>
+                <w:rFonts w:ascii="Arial" w:eastAsia="Times New Roman" w:hAnsi="Arial" w:cs="Arial"/>
+                <w:sz w:val="20"/>
+                <w:szCs w:val="20"/>
+              </w:rPr>
+              <w:t xml:space="preserve">, </w:t>
             </w:r>
             <w:proofErr w:type="spellStart"/>
             <w:r>
@@ -2483,7 +2493,7 @@
         </w:tc>
         <w:tc>
           <w:tcPr>
-            <w:tcW w:w="680" w:type="dxa"/>
+            <w:tcW w:w="688" w:type="dxa"/>
             <w:vAlign w:val="center"/>
             <w:hideMark/>
           </w:tcPr>
@@ -2509,7 +2519,7 @@
         </w:tc>
         <w:tc>
           <w:tcPr>
-            <w:tcW w:w="1229" w:type="dxa"/>
+            <w:tcW w:w="1244" w:type="dxa"/>
             <w:vAlign w:val="center"/>
             <w:hideMark/>
           </w:tcPr>
@@ -2540,7 +2550,7 @@
         </w:trPr>
         <w:tc>
           <w:tcPr>
-            <w:tcW w:w="7747" w:type="dxa"/>
+            <w:tcW w:w="7844" w:type="dxa"/>
             <w:gridSpan w:val="2"/>
             <w:vAlign w:val="center"/>
             <w:hideMark/>
@@ -2577,13 +2587,34 @@
                 <w:sz w:val="24"/>
                 <w:szCs w:val="24"/>
               </w:rPr>
-              <w:t xml:space="preserve"> Nilai / Rata-rata</w:t>
+              <w:t xml:space="preserve"> Nilai / Rata-</w:t>
+            </w:r>
+            <w:r>
+              <w:rPr>
+                <w:rFonts w:ascii="Arial" w:eastAsia="Times New Roman" w:hAnsi="Arial" w:cs="Arial"/>
+                <w:b/>
+                <w:bCs/>
+                <w:sz w:val="24"/>
+                <w:szCs w:val="24"/>
+              </w:rPr>
+              <w:t>R</w:t>
+            </w:r>
+            <w:r>
+              <w:rPr>
+                <w:rFonts w:ascii="Arial" w:eastAsia="Times New Roman" w:hAnsi="Arial" w:cs="Arial"/>
+                <w:b/>
+                <w:bCs/>
+                <w:sz w:val="24"/>
+                <w:szCs w:val="24"/>
+              </w:rPr>
+              <w:t>ata</w:t>
             </w:r>
           </w:p>
         </w:tc>
         <w:tc>
           <w:tcPr>
-            <w:tcW w:w="680" w:type="dxa"/>
+            <w:tcW w:w="1932" w:type="dxa"/>
+            <w:gridSpan w:val="2"/>
             <w:vAlign w:val="center"/>
             <w:hideMark/>
           </w:tcPr>
@@ -2611,11 +2642,66 @@
             </w:r>
           </w:p>
         </w:tc>
+      </w:tr>
+      <w:tr>
+        <w:trPr>
+          <w:tblCellSpacing w:w="0" w:type="dxa"/>
+        </w:trPr>
         <w:tc>
           <w:tcPr>
-            <w:tcW w:w="1229" w:type="dxa"/>
+            <w:tcW w:w="7844" w:type="dxa"/>
+            <w:gridSpan w:val="2"/>
             <w:vAlign w:val="center"/>
-            <w:hideMark/>
+          </w:tcPr>
+          <w:p>
+            <w:pPr>
+              <w:spacing w:after="0" w:line="240" w:lineRule="auto"/>
+              <w:jc w:val="center"/>
+              <w:rPr>
+                <w:rFonts w:ascii="Arial" w:eastAsia="Times New Roman" w:hAnsi="Arial" w:cs="Arial"/>
+                <w:b/>
+                <w:bCs/>
+                <w:sz w:val="24"/>
+                <w:szCs w:val="24"/>
+              </w:rPr>
+            </w:pPr>
+            <w:r>
+              <w:rPr>
+                <w:rFonts w:ascii="Arial" w:eastAsia="Times New Roman" w:hAnsi="Arial" w:cs="Arial"/>
+                <w:b/>
+                <w:bCs/>
+                <w:sz w:val="24"/>
+                <w:szCs w:val="24"/>
+              </w:rPr>
+              <w:t xml:space="preserve">Rata - </w:t>
+            </w:r>
+            <w:r>
+              <w:rPr>
+                <w:rFonts w:ascii="Arial" w:eastAsia="Times New Roman" w:hAnsi="Arial" w:cs="Arial"/>
+                <w:b/>
+                <w:bCs/>
+                <w:sz w:val="24"/>
+                <w:szCs w:val="24"/>
+              </w:rPr>
+              <w:t>R</w:t>
+            </w:r>
+            <w:r>
+              <w:rPr>
+                <w:rFonts w:ascii="Arial" w:eastAsia="Times New Roman" w:hAnsi="Arial" w:cs="Arial"/>
+                <w:b/>
+                <w:bCs/>
+                <w:sz w:val="24"/>
+                <w:szCs w:val="24"/>
+              </w:rPr>
+              <w:t>ata</w:t>
+            </w:r>
+          </w:p>
+        </w:tc>
+        <w:tc>
+          <w:tcPr>
+            <w:tcW w:w="1932" w:type="dxa"/>
+            <w:gridSpan w:val="2"/>
+            <w:vAlign w:val="center"/>
           </w:tcPr>
           <w:p>
             <w:pPr>
@@ -4991,10 +5077,6 @@
 </file>
 
 <file path=customXml/item1.xml><?xml version="1.0" encoding="utf-8"?>
-<b:Sources xmlns:b="http://schemas.openxmlformats.org/officeDocument/2006/bibliography" xmlns="http://schemas.openxmlformats.org/officeDocument/2006/bibliography" SelectedStyle="\APA.XSL" StyleName="APA"/>
-</file>
-
-<file path=customXml/item2.xml><?xml version="1.0" encoding="utf-8"?>
 <s:customData xmlns="http://www.wps.cn/officeDocument/2013/wpsCustomData" xmlns:s="http://www.wps.cn/officeDocument/2013/wpsCustomData">
   <customSectProps>
     <customSectPr/>
@@ -5005,18 +5087,22 @@
 </s:customData>
 </file>
 
+<file path=customXml/item2.xml><?xml version="1.0" encoding="utf-8"?>
+<b:Sources xmlns:b="http://schemas.openxmlformats.org/officeDocument/2006/bibliography" xmlns="http://schemas.openxmlformats.org/officeDocument/2006/bibliography" SelectedStyle="\APA.XSL" StyleName="APA"/>
+</file>
+
 <file path=customXml/itemProps1.xml><?xml version="1.0" encoding="utf-8"?>
+<ds:datastoreItem xmlns:ds="http://schemas.openxmlformats.org/officeDocument/2006/customXml" ds:itemID="{B1977F7D-205B-4081-913C-38D41E755F92}">
+  <ds:schemaRefs>
+    <ds:schemaRef ds:uri="http://www.wps.cn/officeDocument/2013/wpsCustomData"/>
+  </ds:schemaRefs>
+</ds:datastoreItem>
+</file>
+
+<file path=customXml/itemProps2.xml><?xml version="1.0" encoding="utf-8"?>
 <ds:datastoreItem xmlns:ds="http://schemas.openxmlformats.org/officeDocument/2006/customXml" ds:itemID="{C20F03D2-0F99-4C16-9311-505F19EA54EC}">
   <ds:schemaRefs>
     <ds:schemaRef ds:uri="http://schemas.openxmlformats.org/officeDocument/2006/bibliography"/>
   </ds:schemaRefs>
 </ds:datastoreItem>
-</file>
-
-<file path=customXml/itemProps2.xml><?xml version="1.0" encoding="utf-8"?>
-<ds:datastoreItem xmlns:ds="http://schemas.openxmlformats.org/officeDocument/2006/customXml" ds:itemID="{B1977F7D-205B-4081-913C-38D41E755F92}">
-  <ds:schemaRefs>
-    <ds:schemaRef ds:uri="http://www.wps.cn/officeDocument/2013/wpsCustomData"/>
-  </ds:schemaRefs>
-</ds:datastoreItem>
 </file>
--- a/template_dok_penilai/template_paparan.docx
+++ b/template_dok_penilai/template_paparan.docx
@@ -595,15 +595,6 @@
           <w:lang w:val="id-ID"/>
         </w:rPr>
       </w:pPr>
-      <w:r>
-        <w:rPr>
-          <w:rFonts w:ascii="Arial" w:hAnsi="Arial" w:cs="Arial"/>
-          <w:sz w:val="24"/>
-          <w:szCs w:val="24"/>
-          <w:lang w:val="en-US"/>
-        </w:rPr>
-        <w:t xml:space="preserve">Unit </w:t>
-      </w:r>
       <w:proofErr w:type="spellStart"/>
       <w:r>
         <w:rPr>
@@ -612,7 +603,7 @@
           <w:szCs w:val="24"/>
           <w:lang w:val="en-US"/>
         </w:rPr>
-        <w:t>Kerja</w:t>
+        <w:t>Jabatan</w:t>
       </w:r>
       <w:proofErr w:type="spellEnd"/>
       <w:r>
@@ -622,16 +613,7 @@
           <w:szCs w:val="24"/>
           <w:lang w:val="en-US"/>
         </w:rPr>
-        <w:t>/</w:t>
-      </w:r>
-      <w:r>
-        <w:rPr>
-          <w:rFonts w:ascii="Arial" w:hAnsi="Arial" w:cs="Arial"/>
-          <w:sz w:val="24"/>
-          <w:szCs w:val="24"/>
-          <w:lang w:val="id-ID"/>
-        </w:rPr>
-        <w:t>Instansi</w:t>
+        <w:tab/>
       </w:r>
       <w:r>
         <w:rPr>
@@ -2363,23 +2345,13 @@
               </w:rPr>
               <w:br/>
             </w:r>
-            <w:proofErr w:type="spellStart"/>
-            <w:r>
-              <w:rPr>
-                <w:rFonts w:ascii="Arial" w:eastAsia="Times New Roman" w:hAnsi="Arial" w:cs="Arial"/>
-                <w:sz w:val="20"/>
-                <w:szCs w:val="20"/>
-              </w:rPr>
-              <w:t>Ringkas</w:t>
-            </w:r>
-            <w:proofErr w:type="spellEnd"/>
-            <w:r>
-              <w:rPr>
-                <w:rFonts w:ascii="Arial" w:eastAsia="Times New Roman" w:hAnsi="Arial" w:cs="Arial"/>
-                <w:sz w:val="20"/>
-                <w:szCs w:val="20"/>
-              </w:rPr>
-              <w:t xml:space="preserve">, </w:t>
+            <w:r>
+              <w:rPr>
+                <w:rFonts w:ascii="Arial" w:eastAsia="Times New Roman" w:hAnsi="Arial" w:cs="Arial"/>
+                <w:sz w:val="20"/>
+                <w:szCs w:val="20"/>
+              </w:rPr>
+              <w:t xml:space="preserve">Ringkas, </w:t>
             </w:r>
             <w:proofErr w:type="spellStart"/>
             <w:r>
@@ -5077,6 +5049,10 @@
 </file>
 
 <file path=customXml/item1.xml><?xml version="1.0" encoding="utf-8"?>
+<b:Sources xmlns:b="http://schemas.openxmlformats.org/officeDocument/2006/bibliography" xmlns="http://schemas.openxmlformats.org/officeDocument/2006/bibliography" SelectedStyle="\APA.XSL" StyleName="APA"/>
+</file>
+
+<file path=customXml/item2.xml><?xml version="1.0" encoding="utf-8"?>
 <s:customData xmlns="http://www.wps.cn/officeDocument/2013/wpsCustomData" xmlns:s="http://www.wps.cn/officeDocument/2013/wpsCustomData">
   <customSectProps>
     <customSectPr/>
@@ -5087,22 +5063,18 @@
 </s:customData>
 </file>
 
-<file path=customXml/item2.xml><?xml version="1.0" encoding="utf-8"?>
-<b:Sources xmlns:b="http://schemas.openxmlformats.org/officeDocument/2006/bibliography" xmlns="http://schemas.openxmlformats.org/officeDocument/2006/bibliography" SelectedStyle="\APA.XSL" StyleName="APA"/>
+<file path=customXml/itemProps1.xml><?xml version="1.0" encoding="utf-8"?>
+<ds:datastoreItem xmlns:ds="http://schemas.openxmlformats.org/officeDocument/2006/customXml" ds:itemID="{C20F03D2-0F99-4C16-9311-505F19EA54EC}">
+  <ds:schemaRefs>
+    <ds:schemaRef ds:uri="http://schemas.openxmlformats.org/officeDocument/2006/bibliography"/>
+  </ds:schemaRefs>
+</ds:datastoreItem>
 </file>
 
-<file path=customXml/itemProps1.xml><?xml version="1.0" encoding="utf-8"?>
+<file path=customXml/itemProps2.xml><?xml version="1.0" encoding="utf-8"?>
 <ds:datastoreItem xmlns:ds="http://schemas.openxmlformats.org/officeDocument/2006/customXml" ds:itemID="{B1977F7D-205B-4081-913C-38D41E755F92}">
   <ds:schemaRefs>
     <ds:schemaRef ds:uri="http://www.wps.cn/officeDocument/2013/wpsCustomData"/>
   </ds:schemaRefs>
 </ds:datastoreItem>
-</file>
-
-<file path=customXml/itemProps2.xml><?xml version="1.0" encoding="utf-8"?>
-<ds:datastoreItem xmlns:ds="http://schemas.openxmlformats.org/officeDocument/2006/customXml" ds:itemID="{C20F03D2-0F99-4C16-9311-505F19EA54EC}">
-  <ds:schemaRefs>
-    <ds:schemaRef ds:uri="http://schemas.openxmlformats.org/officeDocument/2006/bibliography"/>
-  </ds:schemaRefs>
-</ds:datastoreItem>
 </file>
--- a/template_dok_penilai/template_paparan.docx
+++ b/template_dok_penilai/template_paparan.docx
@@ -2345,13 +2345,23 @@
               </w:rPr>
               <w:br/>
             </w:r>
-            <w:r>
-              <w:rPr>
-                <w:rFonts w:ascii="Arial" w:eastAsia="Times New Roman" w:hAnsi="Arial" w:cs="Arial"/>
-                <w:sz w:val="20"/>
-                <w:szCs w:val="20"/>
-              </w:rPr>
-              <w:t xml:space="preserve">Ringkas, </w:t>
+            <w:proofErr w:type="spellStart"/>
+            <w:r>
+              <w:rPr>
+                <w:rFonts w:ascii="Arial" w:eastAsia="Times New Roman" w:hAnsi="Arial" w:cs="Arial"/>
+                <w:sz w:val="20"/>
+                <w:szCs w:val="20"/>
+              </w:rPr>
+              <w:t>Ringkas</w:t>
+            </w:r>
+            <w:proofErr w:type="spellEnd"/>
+            <w:r>
+              <w:rPr>
+                <w:rFonts w:ascii="Arial" w:eastAsia="Times New Roman" w:hAnsi="Arial" w:cs="Arial"/>
+                <w:sz w:val="20"/>
+                <w:szCs w:val="20"/>
+              </w:rPr>
+              <w:t xml:space="preserve">, </w:t>
             </w:r>
             <w:proofErr w:type="spellStart"/>
             <w:r>
@@ -2758,7 +2768,16 @@
           <w:szCs w:val="24"/>
           <w:lang w:val="id-ID"/>
         </w:rPr>
-        <w:t xml:space="preserve">Sungailiat,       </w:t>
+        <w:t>Sungailiat,</w:t>
+      </w:r>
+      <w:r>
+        <w:rPr>
+          <w:rFonts w:ascii="Arial" w:hAnsi="Arial" w:cs="Arial"/>
+          <w:sz w:val="24"/>
+          <w:szCs w:val="24"/>
+          <w:lang w:val="id-ID"/>
+        </w:rPr>
+        <w:t xml:space="preserve"> 17 </w:t>
       </w:r>
       <w:r>
         <w:rPr>
@@ -5049,10 +5068,6 @@
 </file>
 
 <file path=customXml/item1.xml><?xml version="1.0" encoding="utf-8"?>
-<b:Sources xmlns:b="http://schemas.openxmlformats.org/officeDocument/2006/bibliography" xmlns="http://schemas.openxmlformats.org/officeDocument/2006/bibliography" SelectedStyle="\APA.XSL" StyleName="APA"/>
-</file>
-
-<file path=customXml/item2.xml><?xml version="1.0" encoding="utf-8"?>
 <s:customData xmlns="http://www.wps.cn/officeDocument/2013/wpsCustomData" xmlns:s="http://www.wps.cn/officeDocument/2013/wpsCustomData">
   <customSectProps>
     <customSectPr/>
@@ -5063,18 +5078,22 @@
 </s:customData>
 </file>
 
+<file path=customXml/item2.xml><?xml version="1.0" encoding="utf-8"?>
+<b:Sources xmlns:b="http://schemas.openxmlformats.org/officeDocument/2006/bibliography" xmlns="http://schemas.openxmlformats.org/officeDocument/2006/bibliography" SelectedStyle="\APA.XSL" StyleName="APA"/>
+</file>
+
 <file path=customXml/itemProps1.xml><?xml version="1.0" encoding="utf-8"?>
+<ds:datastoreItem xmlns:ds="http://schemas.openxmlformats.org/officeDocument/2006/customXml" ds:itemID="{B1977F7D-205B-4081-913C-38D41E755F92}">
+  <ds:schemaRefs>
+    <ds:schemaRef ds:uri="http://www.wps.cn/officeDocument/2013/wpsCustomData"/>
+  </ds:schemaRefs>
+</ds:datastoreItem>
+</file>
+
+<file path=customXml/itemProps2.xml><?xml version="1.0" encoding="utf-8"?>
 <ds:datastoreItem xmlns:ds="http://schemas.openxmlformats.org/officeDocument/2006/customXml" ds:itemID="{C20F03D2-0F99-4C16-9311-505F19EA54EC}">
   <ds:schemaRefs>
     <ds:schemaRef ds:uri="http://schemas.openxmlformats.org/officeDocument/2006/bibliography"/>
   </ds:schemaRefs>
 </ds:datastoreItem>
-</file>
-
-<file path=customXml/itemProps2.xml><?xml version="1.0" encoding="utf-8"?>
-<ds:datastoreItem xmlns:ds="http://schemas.openxmlformats.org/officeDocument/2006/customXml" ds:itemID="{B1977F7D-205B-4081-913C-38D41E755F92}">
-  <ds:schemaRefs>
-    <ds:schemaRef ds:uri="http://www.wps.cn/officeDocument/2013/wpsCustomData"/>
-  </ds:schemaRefs>
-</ds:datastoreItem>
 </file>